--- a/challenge-2/unstructured_files/Raising Concerns (Whistleblowing) Guidance.docx
+++ b/challenge-2/unstructured_files/Raising Concerns (Whistleblowing) Guidance.docx
@@ -45,7 +45,7 @@
           <w:sz w:val="20"/>
           <w:szCs w:val="20"/>
         </w:rPr>
-        <w:t xml:space="preserve">Department for Work and Pensions | July 2023</w:t>
+        <w:t xml:space="preserve">[Government Department C] | July 2023</w:t>
       </w:r>
     </w:p>
     <w:p>
@@ -77,7 +77,7 @@
     </w:p>
     <w:p>
       <w:r>
-        <w:t xml:space="preserve">DWP is committed to the highest standards of conduct, openness, and accountability. This guidance sets out how employees and others working for or with the department can raise concerns about wrongdoing.</w:t>
+        <w:t xml:space="preserve">[DEPT-C] is committed to the highest standards of conduct, openness, and accountability. This guidance sets out how employees and others working for or with the department can raise concerns about wrongdoing.</w:t>
       </w:r>
     </w:p>
     <w:p>
@@ -98,7 +98,7 @@
           <w:sz w:val="22"/>
           <w:szCs w:val="22"/>
         </w:rPr>
-        <w:t xml:space="preserve">All DWP employees</w:t>
+        <w:t xml:space="preserve">All [DEPT-C] employees</w:t>
       </w:r>
     </w:p>
     <w:p>
@@ -252,23 +252,23 @@
           <w:sz w:val="22"/>
           <w:szCs w:val="22"/>
         </w:rPr>
-        <w:t xml:space="preserve">HR Casework Team: hrcase@dwp.gov.uk</w:t>
-      </w:r>
-    </w:p>
-    <w:p>
-      <w:pPr>
-        <w:pStyle w:val="ListParagraph"/>
-        <w:numPr>
-          <w:ilvl w:val="0"/>
-          <w:numId w:val="2"/>
-        </w:numPr>
-      </w:pPr>
-      <w:r>
-        <w:rPr>
-          <w:sz w:val="22"/>
-          <w:szCs w:val="22"/>
-        </w:rPr>
-        <w:t xml:space="preserve">Counter Fraud Team: counter.fraud@dwp.gov.uk</w:t>
+        <w:t xml:space="preserve">HR Casework Team: hrcase@[department].gov.uk</w:t>
+      </w:r>
+    </w:p>
+    <w:p>
+      <w:pPr>
+        <w:pStyle w:val="ListParagraph"/>
+        <w:numPr>
+          <w:ilvl w:val="0"/>
+          <w:numId w:val="2"/>
+        </w:numPr>
+      </w:pPr>
+      <w:r>
+        <w:rPr>
+          <w:sz w:val="22"/>
+          <w:szCs w:val="22"/>
+        </w:rPr>
+        <w:t xml:space="preserve">Counter Fraud Team: counter.fraud@[department].gov.uk</w:t>
       </w:r>
     </w:p>
     <w:p>
@@ -313,23 +313,23 @@
           <w:sz w:val="22"/>
           <w:szCs w:val="22"/>
         </w:rPr>
-        <w:t xml:space="preserve">The National Audit Office (NAO)</w:t>
-      </w:r>
-    </w:p>
-    <w:p>
-      <w:pPr>
-        <w:pStyle w:val="ListParagraph"/>
-        <w:numPr>
-          <w:ilvl w:val="0"/>
-          <w:numId w:val="2"/>
-        </w:numPr>
-      </w:pPr>
-      <w:r>
-        <w:rPr>
-          <w:sz w:val="22"/>
-          <w:szCs w:val="22"/>
-        </w:rPr>
-        <w:t xml:space="preserve">The relevant regulatory body (e.g., the Information Commissioner for data protection concerns)</w:t>
+        <w:t xml:space="preserve">The [Regulatory Body B] ([REG-B])</w:t>
+      </w:r>
+    </w:p>
+    <w:p>
+      <w:pPr>
+        <w:pStyle w:val="ListParagraph"/>
+        <w:numPr>
+          <w:ilvl w:val="0"/>
+          <w:numId w:val="2"/>
+        </w:numPr>
+      </w:pPr>
+      <w:r>
+        <w:rPr>
+          <w:sz w:val="22"/>
+          <w:szCs w:val="22"/>
+        </w:rPr>
+        <w:t xml:space="preserve">The relevant regulatory body (e.g., the [Regulatory Body A] for data protection concerns)</w:t>
       </w:r>
     </w:p>
     <w:p>
@@ -599,7 +599,7 @@
     </w:p>
     <w:p>
       <w:r>
-        <w:t xml:space="preserve">Contact: raising.concerns@dwp.gov.uk</w:t>
+        <w:t xml:space="preserve">Contact: raising.concerns@[department].gov.uk</w:t>
       </w:r>
     </w:p>
     <w:sectPr>
